--- a/SELECT nome.docx
+++ b/SELECT nome.docx
@@ -20,7 +20,7 @@
                     <pic:cNvPicPr/>
                   </pic:nvPicPr>
                   <pic:blipFill>
-                    <a:blip r:embed="rId4"/>
+                    <a:blip r:embed="rId6"/>
                     <a:stretch>
                       <a:fillRect/>
                     </a:stretch>
@@ -43,15 +43,7 @@
     </w:p>
     <w:p>
       <w:r>
-        <w:t xml:space="preserve">SELECT </w:t>
-      </w:r>
-      <w:proofErr w:type="spellStart"/>
-      <w:r>
-        <w:t>nome_cli</w:t>
-      </w:r>
-      <w:proofErr w:type="spellEnd"/>
-      <w:r>
-        <w:t>, cidade</w:t>
+        <w:t>SELECT nome_cli, cidade</w:t>
       </w:r>
     </w:p>
     <w:p>
@@ -60,21 +52,8 @@
       </w:r>
     </w:p>
     <w:p>
-      <w:proofErr w:type="gramStart"/>
       <w:r>
-        <w:t>WHERE  cidade</w:t>
-      </w:r>
-      <w:proofErr w:type="gramEnd"/>
-      <w:r>
-        <w:t xml:space="preserve"> = </w:t>
-      </w:r>
-      <w:proofErr w:type="spellStart"/>
-      <w:r>
-        <w:t>niteroi</w:t>
-      </w:r>
-      <w:proofErr w:type="spellEnd"/>
-      <w:r>
-        <w:t>;</w:t>
+        <w:t>WHERE  cidade = niteroi;</w:t>
       </w:r>
     </w:p>
     <w:p>
@@ -100,7 +79,7 @@
                     </pic:cNvPicPr>
                   </pic:nvPicPr>
                   <pic:blipFill>
-                    <a:blip r:embed="rId5" cstate="print">
+                    <a:blip r:embed="rId7" cstate="print">
                       <a:extLst>
                         <a:ext uri="{28A0092B-C50C-407E-A947-70E740481C1C}">
                           <a14:useLocalDpi xmlns:a14="http://schemas.microsoft.com/office/drawing/2010/main" val="0"/>
@@ -134,7 +113,10 @@
     </w:p>
     <w:p>
       <w:r>
-        <w:t>Questão 7 resposta:</w:t>
+        <w:t>Questão 7</w:t>
+      </w:r>
+      <w:r>
+        <w:t>:</w:t>
       </w:r>
     </w:p>
     <w:p>
@@ -157,7 +139,76 @@
                     </pic:cNvPicPr>
                   </pic:nvPicPr>
                   <pic:blipFill>
-                    <a:blip r:embed="rId6" cstate="print">
+                    <a:blip r:embed="rId8" cstate="print">
+                      <a:extLst>
+                        <a:ext uri="{28A0092B-C50C-407E-A947-70E740481C1C}">
+                          <a14:useLocalDpi xmlns:a14="http://schemas.microsoft.com/office/drawing/2010/main" val="0"/>
+                        </a:ext>
+                      </a:extLst>
+                    </a:blip>
+                    <a:srcRect/>
+                    <a:stretch>
+                      <a:fillRect/>
+                    </a:stretch>
+                  </pic:blipFill>
+                  <pic:spPr bwMode="auto">
+                    <a:xfrm>
+                      <a:off x="0" y="0"/>
+                      <a:ext cx="5400040" cy="3037840"/>
+                    </a:xfrm>
+                    <a:prstGeom prst="rect">
+                      <a:avLst/>
+                    </a:prstGeom>
+                    <a:noFill/>
+                    <a:ln>
+                      <a:noFill/>
+                    </a:ln>
+                  </pic:spPr>
+                </pic:pic>
+              </a:graphicData>
+            </a:graphic>
+          </wp:inline>
+        </w:drawing>
+      </w:r>
+    </w:p>
+    <w:p>
+      <w:r>
+        <w:lastRenderedPageBreak/>
+        <w:t>SELECT cod_prod, unid_prod, val_unit</w:t>
+      </w:r>
+    </w:p>
+    <w:p>
+      <w:r>
+        <w:t>FROM `produto`</w:t>
+      </w:r>
+    </w:p>
+    <w:p>
+      <w:r>
+        <w:t>WHERE val_unit &gt; 2.0 AND unid_prod = kg;</w:t>
+      </w:r>
+    </w:p>
+    <w:p/>
+    <w:p>
+      <w:r>
+        <w:drawing>
+          <wp:inline distT="0" distB="0" distL="0" distR="0" wp14:anchorId="09CFAD62" wp14:editId="7256ADFE">
+            <wp:extent cx="5400040" cy="3037840"/>
+            <wp:effectExtent l="0" t="0" r="0" b="0"/>
+            <wp:docPr id="7" name="Imagem 7"/>
+            <wp:cNvGraphicFramePr>
+              <a:graphicFrameLocks xmlns:a="http://schemas.openxmlformats.org/drawingml/2006/main" noChangeAspect="1"/>
+            </wp:cNvGraphicFramePr>
+            <a:graphic xmlns:a="http://schemas.openxmlformats.org/drawingml/2006/main">
+              <a:graphicData uri="http://schemas.openxmlformats.org/drawingml/2006/picture">
+                <pic:pic xmlns:pic="http://schemas.openxmlformats.org/drawingml/2006/picture">
+                  <pic:nvPicPr>
+                    <pic:cNvPr id="0" name="Picture 22"/>
+                    <pic:cNvPicPr>
+                      <a:picLocks noChangeAspect="1" noChangeArrowheads="1"/>
+                    </pic:cNvPicPr>
+                  </pic:nvPicPr>
+                  <pic:blipFill>
+                    <a:blip r:embed="rId9" cstate="print">
                       <a:extLst>
                         <a:ext uri="{28A0092B-C50C-407E-A947-70E740481C1C}">
                           <a14:useLocalDpi xmlns:a14="http://schemas.microsoft.com/office/drawing/2010/main" val="0"/>
@@ -191,8 +242,13 @@
     </w:p>
     <w:p/>
     <w:p/>
-    <w:p/>
     <w:sectPr>
+      <w:headerReference w:type="even" r:id="rId10"/>
+      <w:headerReference w:type="default" r:id="rId11"/>
+      <w:footerReference w:type="even" r:id="rId12"/>
+      <w:footerReference w:type="default" r:id="rId13"/>
+      <w:headerReference w:type="first" r:id="rId14"/>
+      <w:footerReference w:type="first" r:id="rId15"/>
       <w:pgSz w:w="11906" w:h="16838"/>
       <w:pgMar w:top="1417" w:right="1701" w:bottom="1417" w:left="1701" w:header="708" w:footer="708" w:gutter="0"/>
       <w:cols w:space="708"/>
@@ -200,6 +256,119 @@
     </w:sectPr>
   </w:body>
 </w:document>
+</file>
+
+<file path=word/endnotes.xml><?xml version="1.0" encoding="utf-8"?>
+<w:endnotes xmlns:wpc="http://schemas.microsoft.com/office/word/2010/wordprocessingCanvas" xmlns:cx="http://schemas.microsoft.com/office/drawing/2014/chartex" xmlns:cx1="http://schemas.microsoft.com/office/drawing/2015/9/8/chartex" xmlns:cx2="http://schemas.microsoft.com/office/drawing/2015/10/21/chartex" xmlns:cx3="http://schemas.microsoft.com/office/drawing/2016/5/9/chartex" xmlns:cx4="http://schemas.microsoft.com/office/drawing/2016/5/10/chartex" xmlns:cx5="http://schemas.microsoft.com/office/drawing/2016/5/11/chartex" xmlns:cx6="http://schemas.microsoft.com/office/drawing/2016/5/12/chartex" xmlns:cx7="http://schemas.microsoft.com/office/drawing/2016/5/13/chartex" xmlns:cx8="http://schemas.microsoft.com/office/drawing/2016/5/14/chartex" xmlns:mc="http://schemas.openxmlformats.org/markup-compatibility/2006" xmlns:aink="http://schemas.microsoft.com/office/drawing/2016/ink" xmlns:am3d="http://schemas.microsoft.com/office/drawing/2017/model3d" xmlns:o="urn:schemas-microsoft-com:office:office" xmlns:oel="http://schemas.microsoft.com/office/2019/extlst" xmlns:r="http://schemas.openxmlformats.org/officeDocument/2006/relationships" xmlns:m="http://schemas.openxmlformats.org/officeDocument/2006/math" xmlns:v="urn:schemas-microsoft-com:vml" xmlns:wp14="http://schemas.microsoft.com/office/word/2010/wordprocessingDrawing" xmlns:wp="http://schemas.openxmlformats.org/drawingml/2006/wordprocessingDrawing" xmlns:w10="urn:schemas-microsoft-com:office:word" xmlns:w="http://schemas.openxmlformats.org/wordprocessingml/2006/main" xmlns:w14="http://schemas.microsoft.com/office/word/2010/wordml" xmlns:w15="http://schemas.microsoft.com/office/word/2012/wordml" xmlns:w16cex="http://schemas.microsoft.com/office/word/2018/wordml/cex" xmlns:w16cid="http://schemas.microsoft.com/office/word/2016/wordml/cid" xmlns:w16="http://schemas.microsoft.com/office/word/2018/wordml" xmlns:w16sdtdh="http://schemas.microsoft.com/office/word/2020/wordml/sdtdatahash" xmlns:w16se="http://schemas.microsoft.com/office/word/2015/wordml/symex" xmlns:wpg="http://schemas.microsoft.com/office/word/2010/wordprocessingGroup" xmlns:wpi="http://schemas.microsoft.com/office/word/2010/wordprocessingInk" xmlns:wne="http://schemas.microsoft.com/office/word/2006/wordml" xmlns:wps="http://schemas.microsoft.com/office/word/2010/wordprocessingShape" mc:Ignorable="w14 w15 w16se w16cid w16 w16cex w16sdtdh wp14">
+  <w:endnote w:type="separator" w:id="-1">
+    <w:p>
+      <w:pPr>
+        <w:spacing w:after="0" w:line="240" w:lineRule="auto"/>
+      </w:pPr>
+      <w:r>
+        <w:separator/>
+      </w:r>
+    </w:p>
+  </w:endnote>
+  <w:endnote w:type="continuationSeparator" w:id="0">
+    <w:p>
+      <w:pPr>
+        <w:spacing w:after="0" w:line="240" w:lineRule="auto"/>
+      </w:pPr>
+      <w:r>
+        <w:continuationSeparator/>
+      </w:r>
+    </w:p>
+  </w:endnote>
+</w:endnotes>
+</file>
+
+<file path=word/footer1.xml><?xml version="1.0" encoding="utf-8"?>
+<w:ftr xmlns:wpc="http://schemas.microsoft.com/office/word/2010/wordprocessingCanvas" xmlns:cx="http://schemas.microsoft.com/office/drawing/2014/chartex" xmlns:cx1="http://schemas.microsoft.com/office/drawing/2015/9/8/chartex" xmlns:cx2="http://schemas.microsoft.com/office/drawing/2015/10/21/chartex" xmlns:cx3="http://schemas.microsoft.com/office/drawing/2016/5/9/chartex" xmlns:cx4="http://schemas.microsoft.com/office/drawing/2016/5/10/chartex" xmlns:cx5="http://schemas.microsoft.com/office/drawing/2016/5/11/chartex" xmlns:cx6="http://schemas.microsoft.com/office/drawing/2016/5/12/chartex" xmlns:cx7="http://schemas.microsoft.com/office/drawing/2016/5/13/chartex" xmlns:cx8="http://schemas.microsoft.com/office/drawing/2016/5/14/chartex" xmlns:mc="http://schemas.openxmlformats.org/markup-compatibility/2006" xmlns:aink="http://schemas.microsoft.com/office/drawing/2016/ink" xmlns:am3d="http://schemas.microsoft.com/office/drawing/2017/model3d" xmlns:o="urn:schemas-microsoft-com:office:office" xmlns:oel="http://schemas.microsoft.com/office/2019/extlst" xmlns:r="http://schemas.openxmlformats.org/officeDocument/2006/relationships" xmlns:m="http://schemas.openxmlformats.org/officeDocument/2006/math" xmlns:v="urn:schemas-microsoft-com:vml" xmlns:wp14="http://schemas.microsoft.com/office/word/2010/wordprocessingDrawing" xmlns:wp="http://schemas.openxmlformats.org/drawingml/2006/wordprocessingDrawing" xmlns:w10="urn:schemas-microsoft-com:office:word" xmlns:w="http://schemas.openxmlformats.org/wordprocessingml/2006/main" xmlns:w14="http://schemas.microsoft.com/office/word/2010/wordml" xmlns:w15="http://schemas.microsoft.com/office/word/2012/wordml" xmlns:w16cex="http://schemas.microsoft.com/office/word/2018/wordml/cex" xmlns:w16cid="http://schemas.microsoft.com/office/word/2016/wordml/cid" xmlns:w16="http://schemas.microsoft.com/office/word/2018/wordml" xmlns:w16sdtdh="http://schemas.microsoft.com/office/word/2020/wordml/sdtdatahash" xmlns:w16se="http://schemas.microsoft.com/office/word/2015/wordml/symex" xmlns:wpg="http://schemas.microsoft.com/office/word/2010/wordprocessingGroup" xmlns:wpi="http://schemas.microsoft.com/office/word/2010/wordprocessingInk" xmlns:wne="http://schemas.microsoft.com/office/word/2006/wordml" xmlns:wps="http://schemas.microsoft.com/office/word/2010/wordprocessingShape" mc:Ignorable="w14 w15 w16se w16cid w16 w16cex w16sdtdh wp14">
+  <w:p>
+    <w:pPr>
+      <w:pStyle w:val="Rodap"/>
+    </w:pPr>
+  </w:p>
+</w:ftr>
+</file>
+
+<file path=word/footer2.xml><?xml version="1.0" encoding="utf-8"?>
+<w:ftr xmlns:wpc="http://schemas.microsoft.com/office/word/2010/wordprocessingCanvas" xmlns:cx="http://schemas.microsoft.com/office/drawing/2014/chartex" xmlns:cx1="http://schemas.microsoft.com/office/drawing/2015/9/8/chartex" xmlns:cx2="http://schemas.microsoft.com/office/drawing/2015/10/21/chartex" xmlns:cx3="http://schemas.microsoft.com/office/drawing/2016/5/9/chartex" xmlns:cx4="http://schemas.microsoft.com/office/drawing/2016/5/10/chartex" xmlns:cx5="http://schemas.microsoft.com/office/drawing/2016/5/11/chartex" xmlns:cx6="http://schemas.microsoft.com/office/drawing/2016/5/12/chartex" xmlns:cx7="http://schemas.microsoft.com/office/drawing/2016/5/13/chartex" xmlns:cx8="http://schemas.microsoft.com/office/drawing/2016/5/14/chartex" xmlns:mc="http://schemas.openxmlformats.org/markup-compatibility/2006" xmlns:aink="http://schemas.microsoft.com/office/drawing/2016/ink" xmlns:am3d="http://schemas.microsoft.com/office/drawing/2017/model3d" xmlns:o="urn:schemas-microsoft-com:office:office" xmlns:oel="http://schemas.microsoft.com/office/2019/extlst" xmlns:r="http://schemas.openxmlformats.org/officeDocument/2006/relationships" xmlns:m="http://schemas.openxmlformats.org/officeDocument/2006/math" xmlns:v="urn:schemas-microsoft-com:vml" xmlns:wp14="http://schemas.microsoft.com/office/word/2010/wordprocessingDrawing" xmlns:wp="http://schemas.openxmlformats.org/drawingml/2006/wordprocessingDrawing" xmlns:w10="urn:schemas-microsoft-com:office:word" xmlns:w="http://schemas.openxmlformats.org/wordprocessingml/2006/main" xmlns:w14="http://schemas.microsoft.com/office/word/2010/wordml" xmlns:w15="http://schemas.microsoft.com/office/word/2012/wordml" xmlns:w16cex="http://schemas.microsoft.com/office/word/2018/wordml/cex" xmlns:w16cid="http://schemas.microsoft.com/office/word/2016/wordml/cid" xmlns:w16="http://schemas.microsoft.com/office/word/2018/wordml" xmlns:w16sdtdh="http://schemas.microsoft.com/office/word/2020/wordml/sdtdatahash" xmlns:w16se="http://schemas.microsoft.com/office/word/2015/wordml/symex" xmlns:wpg="http://schemas.microsoft.com/office/word/2010/wordprocessingGroup" xmlns:wpi="http://schemas.microsoft.com/office/word/2010/wordprocessingInk" xmlns:wne="http://schemas.microsoft.com/office/word/2006/wordml" xmlns:wps="http://schemas.microsoft.com/office/word/2010/wordprocessingShape" mc:Ignorable="w14 w15 w16se w16cid w16 w16cex w16sdtdh wp14">
+  <w:p>
+    <w:pPr>
+      <w:pStyle w:val="Rodap"/>
+    </w:pPr>
+  </w:p>
+</w:ftr>
+</file>
+
+<file path=word/footer3.xml><?xml version="1.0" encoding="utf-8"?>
+<w:ftr xmlns:wpc="http://schemas.microsoft.com/office/word/2010/wordprocessingCanvas" xmlns:cx="http://schemas.microsoft.com/office/drawing/2014/chartex" xmlns:cx1="http://schemas.microsoft.com/office/drawing/2015/9/8/chartex" xmlns:cx2="http://schemas.microsoft.com/office/drawing/2015/10/21/chartex" xmlns:cx3="http://schemas.microsoft.com/office/drawing/2016/5/9/chartex" xmlns:cx4="http://schemas.microsoft.com/office/drawing/2016/5/10/chartex" xmlns:cx5="http://schemas.microsoft.com/office/drawing/2016/5/11/chartex" xmlns:cx6="http://schemas.microsoft.com/office/drawing/2016/5/12/chartex" xmlns:cx7="http://schemas.microsoft.com/office/drawing/2016/5/13/chartex" xmlns:cx8="http://schemas.microsoft.com/office/drawing/2016/5/14/chartex" xmlns:mc="http://schemas.openxmlformats.org/markup-compatibility/2006" xmlns:aink="http://schemas.microsoft.com/office/drawing/2016/ink" xmlns:am3d="http://schemas.microsoft.com/office/drawing/2017/model3d" xmlns:o="urn:schemas-microsoft-com:office:office" xmlns:oel="http://schemas.microsoft.com/office/2019/extlst" xmlns:r="http://schemas.openxmlformats.org/officeDocument/2006/relationships" xmlns:m="http://schemas.openxmlformats.org/officeDocument/2006/math" xmlns:v="urn:schemas-microsoft-com:vml" xmlns:wp14="http://schemas.microsoft.com/office/word/2010/wordprocessingDrawing" xmlns:wp="http://schemas.openxmlformats.org/drawingml/2006/wordprocessingDrawing" xmlns:w10="urn:schemas-microsoft-com:office:word" xmlns:w="http://schemas.openxmlformats.org/wordprocessingml/2006/main" xmlns:w14="http://schemas.microsoft.com/office/word/2010/wordml" xmlns:w15="http://schemas.microsoft.com/office/word/2012/wordml" xmlns:w16cex="http://schemas.microsoft.com/office/word/2018/wordml/cex" xmlns:w16cid="http://schemas.microsoft.com/office/word/2016/wordml/cid" xmlns:w16="http://schemas.microsoft.com/office/word/2018/wordml" xmlns:w16sdtdh="http://schemas.microsoft.com/office/word/2020/wordml/sdtdatahash" xmlns:w16se="http://schemas.microsoft.com/office/word/2015/wordml/symex" xmlns:wpg="http://schemas.microsoft.com/office/word/2010/wordprocessingGroup" xmlns:wpi="http://schemas.microsoft.com/office/word/2010/wordprocessingInk" xmlns:wne="http://schemas.microsoft.com/office/word/2006/wordml" xmlns:wps="http://schemas.microsoft.com/office/word/2010/wordprocessingShape" mc:Ignorable="w14 w15 w16se w16cid w16 w16cex w16sdtdh wp14">
+  <w:p>
+    <w:pPr>
+      <w:pStyle w:val="Rodap"/>
+    </w:pPr>
+  </w:p>
+</w:ftr>
+</file>
+
+<file path=word/footnotes.xml><?xml version="1.0" encoding="utf-8"?>
+<w:footnotes xmlns:wpc="http://schemas.microsoft.com/office/word/2010/wordprocessingCanvas" xmlns:cx="http://schemas.microsoft.com/office/drawing/2014/chartex" xmlns:cx1="http://schemas.microsoft.com/office/drawing/2015/9/8/chartex" xmlns:cx2="http://schemas.microsoft.com/office/drawing/2015/10/21/chartex" xmlns:cx3="http://schemas.microsoft.com/office/drawing/2016/5/9/chartex" xmlns:cx4="http://schemas.microsoft.com/office/drawing/2016/5/10/chartex" xmlns:cx5="http://schemas.microsoft.com/office/drawing/2016/5/11/chartex" xmlns:cx6="http://schemas.microsoft.com/office/drawing/2016/5/12/chartex" xmlns:cx7="http://schemas.microsoft.com/office/drawing/2016/5/13/chartex" xmlns:cx8="http://schemas.microsoft.com/office/drawing/2016/5/14/chartex" xmlns:mc="http://schemas.openxmlformats.org/markup-compatibility/2006" xmlns:aink="http://schemas.microsoft.com/office/drawing/2016/ink" xmlns:am3d="http://schemas.microsoft.com/office/drawing/2017/model3d" xmlns:o="urn:schemas-microsoft-com:office:office" xmlns:oel="http://schemas.microsoft.com/office/2019/extlst" xmlns:r="http://schemas.openxmlformats.org/officeDocument/2006/relationships" xmlns:m="http://schemas.openxmlformats.org/officeDocument/2006/math" xmlns:v="urn:schemas-microsoft-com:vml" xmlns:wp14="http://schemas.microsoft.com/office/word/2010/wordprocessingDrawing" xmlns:wp="http://schemas.openxmlformats.org/drawingml/2006/wordprocessingDrawing" xmlns:w10="urn:schemas-microsoft-com:office:word" xmlns:w="http://schemas.openxmlformats.org/wordprocessingml/2006/main" xmlns:w14="http://schemas.microsoft.com/office/word/2010/wordml" xmlns:w15="http://schemas.microsoft.com/office/word/2012/wordml" xmlns:w16cex="http://schemas.microsoft.com/office/word/2018/wordml/cex" xmlns:w16cid="http://schemas.microsoft.com/office/word/2016/wordml/cid" xmlns:w16="http://schemas.microsoft.com/office/word/2018/wordml" xmlns:w16sdtdh="http://schemas.microsoft.com/office/word/2020/wordml/sdtdatahash" xmlns:w16se="http://schemas.microsoft.com/office/word/2015/wordml/symex" xmlns:wpg="http://schemas.microsoft.com/office/word/2010/wordprocessingGroup" xmlns:wpi="http://schemas.microsoft.com/office/word/2010/wordprocessingInk" xmlns:wne="http://schemas.microsoft.com/office/word/2006/wordml" xmlns:wps="http://schemas.microsoft.com/office/word/2010/wordprocessingShape" mc:Ignorable="w14 w15 w16se w16cid w16 w16cex w16sdtdh wp14">
+  <w:footnote w:type="separator" w:id="-1">
+    <w:p>
+      <w:pPr>
+        <w:spacing w:after="0" w:line="240" w:lineRule="auto"/>
+      </w:pPr>
+      <w:r>
+        <w:separator/>
+      </w:r>
+    </w:p>
+  </w:footnote>
+  <w:footnote w:type="continuationSeparator" w:id="0">
+    <w:p>
+      <w:pPr>
+        <w:spacing w:after="0" w:line="240" w:lineRule="auto"/>
+      </w:pPr>
+      <w:r>
+        <w:continuationSeparator/>
+      </w:r>
+    </w:p>
+  </w:footnote>
+</w:footnotes>
+</file>
+
+<file path=word/header1.xml><?xml version="1.0" encoding="utf-8"?>
+<w:hdr xmlns:wpc="http://schemas.microsoft.com/office/word/2010/wordprocessingCanvas" xmlns:cx="http://schemas.microsoft.com/office/drawing/2014/chartex" xmlns:cx1="http://schemas.microsoft.com/office/drawing/2015/9/8/chartex" xmlns:cx2="http://schemas.microsoft.com/office/drawing/2015/10/21/chartex" xmlns:cx3="http://schemas.microsoft.com/office/drawing/2016/5/9/chartex" xmlns:cx4="http://schemas.microsoft.com/office/drawing/2016/5/10/chartex" xmlns:cx5="http://schemas.microsoft.com/office/drawing/2016/5/11/chartex" xmlns:cx6="http://schemas.microsoft.com/office/drawing/2016/5/12/chartex" xmlns:cx7="http://schemas.microsoft.com/office/drawing/2016/5/13/chartex" xmlns:cx8="http://schemas.microsoft.com/office/drawing/2016/5/14/chartex" xmlns:mc="http://schemas.openxmlformats.org/markup-compatibility/2006" xmlns:aink="http://schemas.microsoft.com/office/drawing/2016/ink" xmlns:am3d="http://schemas.microsoft.com/office/drawing/2017/model3d" xmlns:o="urn:schemas-microsoft-com:office:office" xmlns:oel="http://schemas.microsoft.com/office/2019/extlst" xmlns:r="http://schemas.openxmlformats.org/officeDocument/2006/relationships" xmlns:m="http://schemas.openxmlformats.org/officeDocument/2006/math" xmlns:v="urn:schemas-microsoft-com:vml" xmlns:wp14="http://schemas.microsoft.com/office/word/2010/wordprocessingDrawing" xmlns:wp="http://schemas.openxmlformats.org/drawingml/2006/wordprocessingDrawing" xmlns:w10="urn:schemas-microsoft-com:office:word" xmlns:w="http://schemas.openxmlformats.org/wordprocessingml/2006/main" xmlns:w14="http://schemas.microsoft.com/office/word/2010/wordml" xmlns:w15="http://schemas.microsoft.com/office/word/2012/wordml" xmlns:w16cex="http://schemas.microsoft.com/office/word/2018/wordml/cex" xmlns:w16cid="http://schemas.microsoft.com/office/word/2016/wordml/cid" xmlns:w16="http://schemas.microsoft.com/office/word/2018/wordml" xmlns:w16sdtdh="http://schemas.microsoft.com/office/word/2020/wordml/sdtdatahash" xmlns:w16se="http://schemas.microsoft.com/office/word/2015/wordml/symex" xmlns:wpg="http://schemas.microsoft.com/office/word/2010/wordprocessingGroup" xmlns:wpi="http://schemas.microsoft.com/office/word/2010/wordprocessingInk" xmlns:wne="http://schemas.microsoft.com/office/word/2006/wordml" xmlns:wps="http://schemas.microsoft.com/office/word/2010/wordprocessingShape" mc:Ignorable="w14 w15 w16se w16cid w16 w16cex w16sdtdh wp14">
+  <w:p>
+    <w:pPr>
+      <w:pStyle w:val="Cabealho"/>
+    </w:pPr>
+  </w:p>
+</w:hdr>
+</file>
+
+<file path=word/header2.xml><?xml version="1.0" encoding="utf-8"?>
+<w:hdr xmlns:wpc="http://schemas.microsoft.com/office/word/2010/wordprocessingCanvas" xmlns:cx="http://schemas.microsoft.com/office/drawing/2014/chartex" xmlns:cx1="http://schemas.microsoft.com/office/drawing/2015/9/8/chartex" xmlns:cx2="http://schemas.microsoft.com/office/drawing/2015/10/21/chartex" xmlns:cx3="http://schemas.microsoft.com/office/drawing/2016/5/9/chartex" xmlns:cx4="http://schemas.microsoft.com/office/drawing/2016/5/10/chartex" xmlns:cx5="http://schemas.microsoft.com/office/drawing/2016/5/11/chartex" xmlns:cx6="http://schemas.microsoft.com/office/drawing/2016/5/12/chartex" xmlns:cx7="http://schemas.microsoft.com/office/drawing/2016/5/13/chartex" xmlns:cx8="http://schemas.microsoft.com/office/drawing/2016/5/14/chartex" xmlns:mc="http://schemas.openxmlformats.org/markup-compatibility/2006" xmlns:aink="http://schemas.microsoft.com/office/drawing/2016/ink" xmlns:am3d="http://schemas.microsoft.com/office/drawing/2017/model3d" xmlns:o="urn:schemas-microsoft-com:office:office" xmlns:oel="http://schemas.microsoft.com/office/2019/extlst" xmlns:r="http://schemas.openxmlformats.org/officeDocument/2006/relationships" xmlns:m="http://schemas.openxmlformats.org/officeDocument/2006/math" xmlns:v="urn:schemas-microsoft-com:vml" xmlns:wp14="http://schemas.microsoft.com/office/word/2010/wordprocessingDrawing" xmlns:wp="http://schemas.openxmlformats.org/drawingml/2006/wordprocessingDrawing" xmlns:w10="urn:schemas-microsoft-com:office:word" xmlns:w="http://schemas.openxmlformats.org/wordprocessingml/2006/main" xmlns:w14="http://schemas.microsoft.com/office/word/2010/wordml" xmlns:w15="http://schemas.microsoft.com/office/word/2012/wordml" xmlns:w16cex="http://schemas.microsoft.com/office/word/2018/wordml/cex" xmlns:w16cid="http://schemas.microsoft.com/office/word/2016/wordml/cid" xmlns:w16="http://schemas.microsoft.com/office/word/2018/wordml" xmlns:w16sdtdh="http://schemas.microsoft.com/office/word/2020/wordml/sdtdatahash" xmlns:w16se="http://schemas.microsoft.com/office/word/2015/wordml/symex" xmlns:wpg="http://schemas.microsoft.com/office/word/2010/wordprocessingGroup" xmlns:wpi="http://schemas.microsoft.com/office/word/2010/wordprocessingInk" xmlns:wne="http://schemas.microsoft.com/office/word/2006/wordml" xmlns:wps="http://schemas.microsoft.com/office/word/2010/wordprocessingShape" mc:Ignorable="w14 w15 w16se w16cid w16 w16cex w16sdtdh wp14">
+  <w:p>
+    <w:pPr>
+      <w:pStyle w:val="Cabealho"/>
+    </w:pPr>
+    <w:r>
+      <w:t>Questão 6:</w:t>
+    </w:r>
+  </w:p>
+</w:hdr>
+</file>
+
+<file path=word/header3.xml><?xml version="1.0" encoding="utf-8"?>
+<w:hdr xmlns:wpc="http://schemas.microsoft.com/office/word/2010/wordprocessingCanvas" xmlns:cx="http://schemas.microsoft.com/office/drawing/2014/chartex" xmlns:cx1="http://schemas.microsoft.com/office/drawing/2015/9/8/chartex" xmlns:cx2="http://schemas.microsoft.com/office/drawing/2015/10/21/chartex" xmlns:cx3="http://schemas.microsoft.com/office/drawing/2016/5/9/chartex" xmlns:cx4="http://schemas.microsoft.com/office/drawing/2016/5/10/chartex" xmlns:cx5="http://schemas.microsoft.com/office/drawing/2016/5/11/chartex" xmlns:cx6="http://schemas.microsoft.com/office/drawing/2016/5/12/chartex" xmlns:cx7="http://schemas.microsoft.com/office/drawing/2016/5/13/chartex" xmlns:cx8="http://schemas.microsoft.com/office/drawing/2016/5/14/chartex" xmlns:mc="http://schemas.openxmlformats.org/markup-compatibility/2006" xmlns:aink="http://schemas.microsoft.com/office/drawing/2016/ink" xmlns:am3d="http://schemas.microsoft.com/office/drawing/2017/model3d" xmlns:o="urn:schemas-microsoft-com:office:office" xmlns:oel="http://schemas.microsoft.com/office/2019/extlst" xmlns:r="http://schemas.openxmlformats.org/officeDocument/2006/relationships" xmlns:m="http://schemas.openxmlformats.org/officeDocument/2006/math" xmlns:v="urn:schemas-microsoft-com:vml" xmlns:wp14="http://schemas.microsoft.com/office/word/2010/wordprocessingDrawing" xmlns:wp="http://schemas.openxmlformats.org/drawingml/2006/wordprocessingDrawing" xmlns:w10="urn:schemas-microsoft-com:office:word" xmlns:w="http://schemas.openxmlformats.org/wordprocessingml/2006/main" xmlns:w14="http://schemas.microsoft.com/office/word/2010/wordml" xmlns:w15="http://schemas.microsoft.com/office/word/2012/wordml" xmlns:w16cex="http://schemas.microsoft.com/office/word/2018/wordml/cex" xmlns:w16cid="http://schemas.microsoft.com/office/word/2016/wordml/cid" xmlns:w16="http://schemas.microsoft.com/office/word/2018/wordml" xmlns:w16sdtdh="http://schemas.microsoft.com/office/word/2020/wordml/sdtdatahash" xmlns:w16se="http://schemas.microsoft.com/office/word/2015/wordml/symex" xmlns:wpg="http://schemas.microsoft.com/office/word/2010/wordprocessingGroup" xmlns:wpi="http://schemas.microsoft.com/office/word/2010/wordprocessingInk" xmlns:wne="http://schemas.microsoft.com/office/word/2006/wordml" xmlns:wps="http://schemas.microsoft.com/office/word/2010/wordprocessingShape" mc:Ignorable="w14 w15 w16se w16cid w16 w16cex w16sdtdh wp14">
+  <w:p>
+    <w:pPr>
+      <w:pStyle w:val="Cabealho"/>
+    </w:pPr>
+  </w:p>
+</w:hdr>
 </file>
 
 <file path=word/styles.xml><?xml version="1.0" encoding="utf-8"?>
@@ -1118,6 +1287,50 @@
       <w:spacing w:val="5"/>
     </w:rPr>
   </w:style>
+  <w:style w:type="paragraph" w:styleId="Cabealho">
+    <w:name w:val="header"/>
+    <w:basedOn w:val="Normal"/>
+    <w:link w:val="CabealhoChar"/>
+    <w:uiPriority w:val="99"/>
+    <w:unhideWhenUsed/>
+    <w:rsid w:val="00BA3317"/>
+    <w:pPr>
+      <w:tabs>
+        <w:tab w:val="center" w:pos="4252"/>
+        <w:tab w:val="right" w:pos="8504"/>
+      </w:tabs>
+      <w:spacing w:after="0" w:line="240" w:lineRule="auto"/>
+    </w:pPr>
+  </w:style>
+  <w:style w:type="character" w:customStyle="1" w:styleId="CabealhoChar">
+    <w:name w:val="Cabeçalho Char"/>
+    <w:basedOn w:val="Fontepargpadro"/>
+    <w:link w:val="Cabealho"/>
+    <w:uiPriority w:val="99"/>
+    <w:rsid w:val="00BA3317"/>
+  </w:style>
+  <w:style w:type="paragraph" w:styleId="Rodap">
+    <w:name w:val="footer"/>
+    <w:basedOn w:val="Normal"/>
+    <w:link w:val="RodapChar"/>
+    <w:uiPriority w:val="99"/>
+    <w:unhideWhenUsed/>
+    <w:rsid w:val="00BA3317"/>
+    <w:pPr>
+      <w:tabs>
+        <w:tab w:val="center" w:pos="4252"/>
+        <w:tab w:val="right" w:pos="8504"/>
+      </w:tabs>
+      <w:spacing w:after="0" w:line="240" w:lineRule="auto"/>
+    </w:pPr>
+  </w:style>
+  <w:style w:type="character" w:customStyle="1" w:styleId="RodapChar">
+    <w:name w:val="Rodapé Char"/>
+    <w:basedOn w:val="Fontepargpadro"/>
+    <w:link w:val="Rodap"/>
+    <w:uiPriority w:val="99"/>
+    <w:rsid w:val="00BA3317"/>
+  </w:style>
 </w:styles>
 </file>
 

--- a/SELECT nome.docx
+++ b/SELECT nome.docx
@@ -4,6 +4,9 @@
   <w:body>
     <w:p>
       <w:r>
+        <w:rPr>
+          <w:noProof/>
+        </w:rPr>
         <w:drawing>
           <wp:inline distT="0" distB="0" distL="0" distR="0" wp14:anchorId="5F5B74AA" wp14:editId="3056132D">
             <wp:extent cx="5400040" cy="1274445"/>
@@ -43,7 +46,15 @@
     </w:p>
     <w:p>
       <w:r>
-        <w:t>SELECT nome_cli, cidade</w:t>
+        <w:t xml:space="preserve">SELECT </w:t>
+      </w:r>
+      <w:proofErr w:type="spellStart"/>
+      <w:r>
+        <w:t>nome_cli</w:t>
+      </w:r>
+      <w:proofErr w:type="spellEnd"/>
+      <w:r>
+        <w:t>, cidade</w:t>
       </w:r>
     </w:p>
     <w:p>
@@ -53,7 +64,15 @@
     </w:p>
     <w:p>
       <w:r>
-        <w:t>WHERE  cidade = niteroi;</w:t>
+        <w:t xml:space="preserve">WHERE  cidade = </w:t>
+      </w:r>
+      <w:proofErr w:type="spellStart"/>
+      <w:r>
+        <w:t>niteroi</w:t>
+      </w:r>
+      <w:proofErr w:type="spellEnd"/>
+      <w:r>
+        <w:t>;</w:t>
       </w:r>
     </w:p>
     <w:p>
@@ -121,6 +140,9 @@
     </w:p>
     <w:p>
       <w:r>
+        <w:rPr>
+          <w:noProof/>
+        </w:rPr>
         <w:drawing>
           <wp:inline distT="0" distB="0" distL="0" distR="0" wp14:anchorId="65BF2BFC" wp14:editId="54917B2C">
             <wp:extent cx="5400040" cy="3037840"/>
@@ -174,8 +196,29 @@
     <w:p>
       <w:r>
         <w:lastRenderedPageBreak/>
-        <w:t>SELECT cod_prod, unid_prod, val_unit</w:t>
-      </w:r>
+        <w:t xml:space="preserve">SELECT </w:t>
+      </w:r>
+      <w:proofErr w:type="spellStart"/>
+      <w:r>
+        <w:t>cod_prod</w:t>
+      </w:r>
+      <w:proofErr w:type="spellEnd"/>
+      <w:r>
+        <w:t xml:space="preserve">, </w:t>
+      </w:r>
+      <w:proofErr w:type="spellStart"/>
+      <w:r>
+        <w:t>unid_prod</w:t>
+      </w:r>
+      <w:proofErr w:type="spellEnd"/>
+      <w:r>
+        <w:t xml:space="preserve">, </w:t>
+      </w:r>
+      <w:proofErr w:type="spellStart"/>
+      <w:r>
+        <w:t>val_unit</w:t>
+      </w:r>
+      <w:proofErr w:type="spellEnd"/>
     </w:p>
     <w:p>
       <w:r>
@@ -184,12 +227,31 @@
     </w:p>
     <w:p>
       <w:r>
-        <w:t>WHERE val_unit &gt; 2.0 AND unid_prod = kg;</w:t>
+        <w:t xml:space="preserve">WHERE </w:t>
+      </w:r>
+      <w:proofErr w:type="spellStart"/>
+      <w:r>
+        <w:t>val_unit</w:t>
+      </w:r>
+      <w:proofErr w:type="spellEnd"/>
+      <w:r>
+        <w:t xml:space="preserve"> &gt; 2.0 AND </w:t>
+      </w:r>
+      <w:proofErr w:type="spellStart"/>
+      <w:r>
+        <w:t>unid_prod</w:t>
+      </w:r>
+      <w:proofErr w:type="spellEnd"/>
+      <w:r>
+        <w:t xml:space="preserve"> = kg;</w:t>
       </w:r>
     </w:p>
     <w:p/>
     <w:p>
       <w:r>
+        <w:rPr>
+          <w:noProof/>
+        </w:rPr>
         <w:drawing>
           <wp:inline distT="0" distB="0" distL="0" distR="0" wp14:anchorId="09CFAD62" wp14:editId="7256ADFE">
             <wp:extent cx="5400040" cy="3037840"/>
@@ -241,14 +303,119 @@
       </w:r>
     </w:p>
     <w:p/>
+    <w:p>
+      <w:r>
+        <w:t>Questão 9:</w:t>
+      </w:r>
+    </w:p>
     <w:p/>
+    <w:p>
+      <w:r>
+        <w:drawing>
+          <wp:inline distT="0" distB="0" distL="0" distR="0" wp14:anchorId="18DB73F1" wp14:editId="0298E48F">
+            <wp:extent cx="5400040" cy="2036445"/>
+            <wp:effectExtent l="0" t="0" r="0" b="1905"/>
+            <wp:docPr id="3" name="Imagem 3"/>
+            <wp:cNvGraphicFramePr>
+              <a:graphicFrameLocks xmlns:a="http://schemas.openxmlformats.org/drawingml/2006/main" noChangeAspect="1"/>
+            </wp:cNvGraphicFramePr>
+            <a:graphic xmlns:a="http://schemas.openxmlformats.org/drawingml/2006/main">
+              <a:graphicData uri="http://schemas.openxmlformats.org/drawingml/2006/picture">
+                <pic:pic xmlns:pic="http://schemas.openxmlformats.org/drawingml/2006/picture">
+                  <pic:nvPicPr>
+                    <pic:cNvPr id="0" name="Picture 6"/>
+                    <pic:cNvPicPr>
+                      <a:picLocks noChangeAspect="1" noChangeArrowheads="1"/>
+                    </pic:cNvPicPr>
+                  </pic:nvPicPr>
+                  <pic:blipFill>
+                    <a:blip r:embed="rId10">
+                      <a:extLst>
+                        <a:ext uri="{28A0092B-C50C-407E-A947-70E740481C1C}">
+                          <a14:useLocalDpi xmlns:a14="http://schemas.microsoft.com/office/drawing/2010/main" val="0"/>
+                        </a:ext>
+                      </a:extLst>
+                    </a:blip>
+                    <a:srcRect/>
+                    <a:stretch>
+                      <a:fillRect/>
+                    </a:stretch>
+                  </pic:blipFill>
+                  <pic:spPr bwMode="auto">
+                    <a:xfrm>
+                      <a:off x="0" y="0"/>
+                      <a:ext cx="5400040" cy="2036445"/>
+                    </a:xfrm>
+                    <a:prstGeom prst="rect">
+                      <a:avLst/>
+                    </a:prstGeom>
+                    <a:noFill/>
+                    <a:ln>
+                      <a:noFill/>
+                    </a:ln>
+                  </pic:spPr>
+                </pic:pic>
+              </a:graphicData>
+            </a:graphic>
+          </wp:inline>
+        </w:drawing>
+      </w:r>
+    </w:p>
+    <w:p/>
+    <w:p>
+      <w:r>
+        <w:t xml:space="preserve">SELECT </w:t>
+      </w:r>
+      <w:proofErr w:type="spellStart"/>
+      <w:r>
+        <w:t>num_ped</w:t>
+      </w:r>
+      <w:proofErr w:type="spellEnd"/>
+      <w:r>
+        <w:t xml:space="preserve">, </w:t>
+      </w:r>
+      <w:proofErr w:type="spellStart"/>
+      <w:r>
+        <w:t>prazo_entr</w:t>
+      </w:r>
+      <w:proofErr w:type="spellEnd"/>
+    </w:p>
+    <w:p>
+      <w:r>
+        <w:t>FROM  `pedido`</w:t>
+      </w:r>
+    </w:p>
+    <w:p>
+      <w:r>
+        <w:t xml:space="preserve">WHERE </w:t>
+      </w:r>
+      <w:proofErr w:type="spellStart"/>
+      <w:r>
+        <w:t>num_ped</w:t>
+      </w:r>
+      <w:proofErr w:type="spellEnd"/>
+      <w:r>
+        <w:t xml:space="preserve"> 15</w:t>
+      </w:r>
+      <w:r>
+        <w:t xml:space="preserve">.0 AND = </w:t>
+      </w:r>
+      <w:proofErr w:type="spellStart"/>
+      <w:r>
+        <w:t>prazo_entr</w:t>
+      </w:r>
+      <w:proofErr w:type="spellEnd"/>
+      <w:r>
+        <w:t>;</w:t>
+      </w:r>
+    </w:p>
     <w:sectPr>
-      <w:headerReference w:type="even" r:id="rId10"/>
-      <w:headerReference w:type="default" r:id="rId11"/>
-      <w:footerReference w:type="even" r:id="rId12"/>
-      <w:footerReference w:type="default" r:id="rId13"/>
-      <w:headerReference w:type="first" r:id="rId14"/>
-      <w:footerReference w:type="first" r:id="rId15"/>
+      <w:headerReference w:type="even" r:id="rId11"/>
+      <w:headerReference w:type="default" r:id="rId12"/>
+      <w:footerReference w:type="even" r:id="rId13"/>
+      <w:footerReference w:type="default" r:id="rId14"/>
+      <w:headerReference w:type="first" r:id="rId15"/>
+      <w:footerReference w:type="first" r:id="rId16"/>
       <w:pgSz w:w="11906" w:h="16838"/>
       <w:pgMar w:top="1417" w:right="1701" w:bottom="1417" w:left="1701" w:header="708" w:footer="708" w:gutter="0"/>
       <w:cols w:space="708"/>
